--- a/pr-preview/pr-185/variance-covariance-tracked-changes.docx
+++ b/pr-preview/pr-185/variance-covariance-tracked-changes.docx
@@ -16,7 +16,7 @@
       </w:pPr>
       <w:del w:id="1" w:author="PR Preview" w:date="2026-01-01T00:00:00Z">
         <w:r>
-          <w:delText xml:space="preserve">Last modified: 2026-10-15 23:57:06 (PDT)</w:delText>
+          <w:delText xml:space="preserve">Last modified: 2026-10-16 02:00:06 (PDT)</w:delText>
         </w:r>
       </w:del>
     </w:p>
@@ -26,7 +26,7 @@
       </w:pPr>
       <w:ins w:id="2" w:author="PR Preview" w:date="2026-01-01T00:00:00Z">
         <w:r>
-          <w:t xml:space="preserve">Last modified: 2026-10-16 01:04:12 (PDT)</w:t>
+          <w:t xml:space="preserve">Last modified: 2026-10-16 02:00:47 (PDT)</w:t>
         </w:r>
       </w:ins>
     </w:p>

--- a/pr-preview/pr-185/variance-covariance-tracked-changes.docx
+++ b/pr-preview/pr-185/variance-covariance-tracked-changes.docx
@@ -16,7 +16,7 @@
       </w:pPr>
       <w:del w:id="1" w:author="PR Preview" w:date="2026-01-01T00:00:00Z">
         <w:r>
-          <w:delText xml:space="preserve">Last modified: 2026-10-16 02:00:06 (PDT)</w:delText>
+          <w:delText xml:space="preserve">Last modified: 2026-10-16 02:15:38 (PDT)</w:delText>
         </w:r>
       </w:del>
     </w:p>
@@ -26,7 +26,7 @@
       </w:pPr>
       <w:ins w:id="2" w:author="PR Preview" w:date="2026-01-01T00:00:00Z">
         <w:r>
-          <w:t xml:space="preserve">Last modified: 2026-10-16 02:00:47 (PDT)</w:t>
+          <w:t xml:space="preserve">Last modified: 2026-10-16 02:24:44 (PDT)</w:t>
         </w:r>
       </w:ins>
     </w:p>
@@ -32876,16 +32876,21 @@
         <w:t xml:space="preserve"> </w:t>
       </w:r>
       <m:oMath>
-        <m:acc>
-          <m:accPr>
-            <m:chr m:val="̃"/>
-          </m:accPr>
+        <m:limLow>
           <m:e>
             <m:r>
               <m:t>X</m:t>
             </m:r>
           </m:e>
-        </m:acc>
+          <m:lim>
+            <m:r>
+              <m:rPr>
+                <m:sty m:val="p"/>
+              </m:rPr>
+              <m:t>∼</m:t>
+            </m:r>
+          </m:lim>
+        </m:limLow>
       </m:oMath>
       <w:r>
         <w:t xml:space="preserve">,</w:t>
@@ -32919,16 +32924,21 @@
                   <m:grow/>
                 </m:dPr>
                 <m:e>
-                  <m:acc>
-                    <m:accPr>
-                      <m:chr m:val="̃"/>
-                    </m:accPr>
+                  <m:limLow>
                     <m:e>
                       <m:r>
                         <m:t>X</m:t>
                       </m:r>
                     </m:e>
-                  </m:acc>
+                    <m:lim>
+                      <m:r>
+                        <m:rPr>
+                          <m:sty m:val="p"/>
+                        </m:rPr>
+                        <m:t>∼</m:t>
+                      </m:r>
+                    </m:lim>
+                  </m:limLow>
                 </m:e>
               </m:d>
               <m:r>
@@ -32973,16 +32983,21 @@
                   <m:grow/>
                 </m:dPr>
                 <m:e>
-                  <m:acc>
-                    <m:accPr>
-                      <m:chr m:val="̃"/>
-                    </m:accPr>
+                  <m:limLow>
                     <m:e>
                       <m:r>
                         <m:t>X</m:t>
                       </m:r>
                     </m:e>
-                  </m:acc>
+                    <m:lim>
+                      <m:r>
+                        <m:rPr>
+                          <m:sty m:val="p"/>
+                        </m:rPr>
+                        <m:t>∼</m:t>
+                      </m:r>
+                    </m:lim>
+                  </m:limLow>
                 </m:e>
               </m:d>
               <m:r>
@@ -33040,16 +33055,21 @@
                       <m:grow/>
                     </m:dPr>
                     <m:e>
-                      <m:acc>
-                        <m:accPr>
-                          <m:chr m:val="̃"/>
-                        </m:accPr>
+                      <m:limLow>
                         <m:e>
                           <m:r>
                             <m:t>X</m:t>
                           </m:r>
                         </m:e>
-                      </m:acc>
+                        <m:lim>
+                          <m:r>
+                            <m:rPr>
+                              <m:sty m:val="p"/>
+                            </m:rPr>
+                            <m:t>∼</m:t>
+                          </m:r>
+                        </m:lim>
+                      </m:limLow>
                       <m:r>
                         <m:rPr>
                           <m:sty m:val="p"/>
@@ -33062,16 +33082,21 @@
                         </m:rPr>
                         <m:t>E</m:t>
                       </m:r>
-                      <m:acc>
-                        <m:accPr>
-                          <m:chr m:val="̃"/>
-                        </m:accPr>
+                      <m:limLow>
                         <m:e>
                           <m:r>
                             <m:t>X</m:t>
                           </m:r>
                         </m:e>
-                      </m:acc>
+                        <m:lim>
+                          <m:r>
+                            <m:rPr>
+                              <m:sty m:val="p"/>
+                            </m:rPr>
+                            <m:t>∼</m:t>
+                          </m:r>
+                        </m:lim>
+                      </m:limLow>
                     </m:e>
                   </m:d>
                   <m:r>
@@ -33090,16 +33115,21 @@
                           <m:grow/>
                         </m:dPr>
                         <m:e>
-                          <m:acc>
-                            <m:accPr>
-                              <m:chr m:val="̃"/>
-                            </m:accPr>
+                          <m:limLow>
                             <m:e>
                               <m:r>
                                 <m:t>X</m:t>
                               </m:r>
                             </m:e>
-                          </m:acc>
+                            <m:lim>
+                              <m:r>
+                                <m:rPr>
+                                  <m:sty m:val="p"/>
+                                </m:rPr>
+                                <m:t>∼</m:t>
+                              </m:r>
+                            </m:lim>
+                          </m:limLow>
                           <m:r>
                             <m:rPr>
                               <m:sty m:val="p"/>
@@ -33112,16 +33142,21 @@
                             </m:rPr>
                             <m:t>E</m:t>
                           </m:r>
-                          <m:acc>
-                            <m:accPr>
-                              <m:chr m:val="̃"/>
-                            </m:accPr>
+                          <m:limLow>
                             <m:e>
                               <m:r>
                                 <m:t>X</m:t>
                               </m:r>
                             </m:e>
-                          </m:acc>
+                            <m:lim>
+                              <m:r>
+                                <m:rPr>
+                                  <m:sty m:val="p"/>
+                                </m:rPr>
+                                <m:t>∼</m:t>
+                              </m:r>
+                            </m:lim>
+                          </m:limLow>
                         </m:e>
                       </m:d>
                       <m:r>
@@ -33193,16 +33228,21 @@
         <w:t xml:space="preserve"> </w:t>
       </w:r>
       <m:oMath>
-        <m:acc>
-          <m:accPr>
-            <m:chr m:val="̃"/>
-          </m:accPr>
+        <m:limLow>
           <m:e>
             <m:r>
               <m:t>X</m:t>
             </m:r>
           </m:e>
-        </m:acc>
+          <m:lim>
+            <m:r>
+              <m:rPr>
+                <m:sty m:val="p"/>
+              </m:rPr>
+              <m:t>∼</m:t>
+            </m:r>
+          </m:lim>
+        </m:limLow>
         <m:r>
           <m:rPr>
             <m:sty m:val="p"/>
@@ -33338,16 +33378,21 @@
             <m:grow/>
           </m:dPr>
           <m:e>
-            <m:acc>
-              <m:accPr>
-                <m:chr m:val="̃"/>
-              </m:accPr>
+            <m:limLow>
               <m:e>
                 <m:r>
                   <m:t>X</m:t>
                 </m:r>
               </m:e>
-            </m:acc>
+              <m:lim>
+                <m:r>
+                  <m:rPr>
+                    <m:sty m:val="p"/>
+                  </m:rPr>
+                  <m:t>∼</m:t>
+                </m:r>
+              </m:lim>
+            </m:limLow>
           </m:e>
         </m:d>
         <m:r>
@@ -33447,16 +33492,21 @@
               <m:grow/>
             </m:dPr>
             <m:e>
-              <m:acc>
-                <m:accPr>
-                  <m:chr m:val="̃"/>
-                </m:accPr>
+              <m:limLow>
                 <m:e>
                   <m:r>
                     <m:t>X</m:t>
                   </m:r>
                 </m:e>
-              </m:acc>
+                <m:lim>
+                  <m:r>
+                    <m:rPr>
+                      <m:sty m:val="p"/>
+                    </m:rPr>
+                    <m:t>∼</m:t>
+                  </m:r>
+                </m:lim>
+              </m:limLow>
             </m:e>
           </m:d>
           <m:r>
@@ -34147,16 +34197,21 @@
           </m:rPr>
           <m:t>E</m:t>
         </m:r>
-        <m:acc>
-          <m:accPr>
-            <m:chr m:val="̃"/>
-          </m:accPr>
+        <m:limLow>
           <m:e>
             <m:r>
               <m:t>X</m:t>
             </m:r>
           </m:e>
-        </m:acc>
+          <m:lim>
+            <m:r>
+              <m:rPr>
+                <m:sty m:val="p"/>
+              </m:rPr>
+              <m:t>∼</m:t>
+            </m:r>
+          </m:lim>
+        </m:limLow>
         <m:r>
           <m:rPr>
             <m:sty m:val="p"/>
@@ -34282,16 +34337,21 @@
                   <m:grow/>
                 </m:dPr>
                 <m:e>
-                  <m:acc>
-                    <m:accPr>
-                      <m:chr m:val="̃"/>
-                    </m:accPr>
+                  <m:limLow>
                     <m:e>
                       <m:r>
                         <m:t>X</m:t>
                       </m:r>
                     </m:e>
-                  </m:acc>
+                    <m:lim>
+                      <m:r>
+                        <m:rPr>
+                          <m:sty m:val="p"/>
+                        </m:rPr>
+                        <m:t>∼</m:t>
+                      </m:r>
+                    </m:lim>
+                  </m:limLow>
                 </m:e>
               </m:d>
               <m:r>
@@ -34334,16 +34394,21 @@
                       <m:grow/>
                     </m:dPr>
                     <m:e>
-                      <m:acc>
-                        <m:accPr>
-                          <m:chr m:val="̃"/>
-                        </m:accPr>
+                      <m:limLow>
                         <m:e>
                           <m:r>
                             <m:t>X</m:t>
                           </m:r>
                         </m:e>
-                      </m:acc>
+                        <m:lim>
+                          <m:r>
+                            <m:rPr>
+                              <m:sty m:val="p"/>
+                            </m:rPr>
+                            <m:t>∼</m:t>
+                          </m:r>
+                        </m:lim>
+                      </m:limLow>
                       <m:r>
                         <m:rPr>
                           <m:sty m:val="p"/>
@@ -34356,16 +34421,21 @@
                         </m:rPr>
                         <m:t>E</m:t>
                       </m:r>
-                      <m:acc>
-                        <m:accPr>
-                          <m:chr m:val="̃"/>
-                        </m:accPr>
+                      <m:limLow>
                         <m:e>
                           <m:r>
                             <m:t>X</m:t>
                           </m:r>
                         </m:e>
-                      </m:acc>
+                        <m:lim>
+                          <m:r>
+                            <m:rPr>
+                              <m:sty m:val="p"/>
+                            </m:rPr>
+                            <m:t>∼</m:t>
+                          </m:r>
+                        </m:lim>
+                      </m:limLow>
                     </m:e>
                   </m:d>
                   <m:r>
@@ -34384,16 +34454,21 @@
                           <m:grow/>
                         </m:dPr>
                         <m:e>
-                          <m:acc>
-                            <m:accPr>
-                              <m:chr m:val="̃"/>
-                            </m:accPr>
+                          <m:limLow>
                             <m:e>
                               <m:r>
                                 <m:t>X</m:t>
                               </m:r>
                             </m:e>
-                          </m:acc>
+                            <m:lim>
+                              <m:r>
+                                <m:rPr>
+                                  <m:sty m:val="p"/>
+                                </m:rPr>
+                                <m:t>∼</m:t>
+                              </m:r>
+                            </m:lim>
+                          </m:limLow>
                           <m:r>
                             <m:rPr>
                               <m:sty m:val="p"/>
@@ -34406,16 +34481,21 @@
                             </m:rPr>
                             <m:t>E</m:t>
                           </m:r>
-                          <m:acc>
-                            <m:accPr>
-                              <m:chr m:val="̃"/>
-                            </m:accPr>
+                          <m:limLow>
                             <m:e>
                               <m:r>
                                 <m:t>X</m:t>
                               </m:r>
                             </m:e>
-                          </m:acc>
+                            <m:lim>
+                              <m:r>
+                                <m:rPr>
+                                  <m:sty m:val="p"/>
+                                </m:rPr>
+                                <m:t>∼</m:t>
+                              </m:r>
+                            </m:lim>
+                          </m:limLow>
                         </m:e>
                       </m:d>
                       <m:r>
@@ -36379,16 +36459,21 @@
                   <m:grow/>
                 </m:dPr>
                 <m:e>
-                  <m:acc>
-                    <m:accPr>
-                      <m:chr m:val="̃"/>
-                    </m:accPr>
+                  <m:limLow>
                     <m:e>
                       <m:r>
                         <m:t>X</m:t>
                       </m:r>
                     </m:e>
-                  </m:acc>
+                    <m:lim>
+                      <m:r>
+                        <m:rPr>
+                          <m:sty m:val="p"/>
+                        </m:rPr>
+                        <m:t>∼</m:t>
+                      </m:r>
+                    </m:lim>
+                  </m:limLow>
                 </m:e>
               </m:d>
               <m:r>
@@ -36420,28 +36505,38 @@
                   <m:grow/>
                 </m:dPr>
                 <m:e>
-                  <m:acc>
-                    <m:accPr>
-                      <m:chr m:val="̃"/>
-                    </m:accPr>
+                  <m:limLow>
                     <m:e>
                       <m:r>
                         <m:t>X</m:t>
                       </m:r>
                     </m:e>
-                  </m:acc>
+                    <m:lim>
+                      <m:r>
+                        <m:rPr>
+                          <m:sty m:val="p"/>
+                        </m:rPr>
+                        <m:t>∼</m:t>
+                      </m:r>
+                    </m:lim>
+                  </m:limLow>
                   <m:sSup>
                     <m:e>
-                      <m:acc>
-                        <m:accPr>
-                          <m:chr m:val="̃"/>
-                        </m:accPr>
+                      <m:limLow>
                         <m:e>
                           <m:r>
                             <m:t>X</m:t>
                           </m:r>
                         </m:e>
-                      </m:acc>
+                        <m:lim>
+                          <m:r>
+                            <m:rPr>
+                              <m:sty m:val="p"/>
+                            </m:rPr>
+                            <m:t>∼</m:t>
+                          </m:r>
+                        </m:lim>
+                      </m:limLow>
                     </m:e>
                     <m:sup>
                       <m:r>
@@ -36480,16 +36575,21 @@
                     </m:rPr>
                     <m:t>E</m:t>
                   </m:r>
-                  <m:acc>
-                    <m:accPr>
-                      <m:chr m:val="̃"/>
-                    </m:accPr>
+                  <m:limLow>
                     <m:e>
                       <m:r>
                         <m:t>X</m:t>
                       </m:r>
                     </m:e>
-                  </m:acc>
+                    <m:lim>
+                      <m:r>
+                        <m:rPr>
+                          <m:sty m:val="p"/>
+                        </m:rPr>
+                        <m:t>∼</m:t>
+                      </m:r>
+                    </m:lim>
+                  </m:limLow>
                 </m:e>
               </m:d>
               <m:r>
@@ -36514,16 +36614,21 @@
                         </m:rPr>
                         <m:t>E</m:t>
                       </m:r>
-                      <m:acc>
-                        <m:accPr>
-                          <m:chr m:val="̃"/>
-                        </m:accPr>
+                      <m:limLow>
                         <m:e>
                           <m:r>
                             <m:t>X</m:t>
                           </m:r>
                         </m:e>
-                      </m:acc>
+                        <m:lim>
+                          <m:r>
+                            <m:rPr>
+                              <m:sty m:val="p"/>
+                            </m:rPr>
+                            <m:t>∼</m:t>
+                          </m:r>
+                        </m:lim>
+                      </m:limLow>
                     </m:e>
                   </m:d>
                   <m:r>
@@ -36588,16 +36693,21 @@
                   <m:grow/>
                 </m:dPr>
                 <m:e>
-                  <m:acc>
-                    <m:accPr>
-                      <m:chr m:val="̃"/>
-                    </m:accPr>
+                  <m:limLow>
                     <m:e>
                       <m:r>
                         <m:t>X</m:t>
                       </m:r>
                     </m:e>
-                  </m:acc>
+                    <m:lim>
+                      <m:r>
+                        <m:rPr>
+                          <m:sty m:val="p"/>
+                        </m:rPr>
+                        <m:t>∼</m:t>
+                      </m:r>
+                    </m:lim>
+                  </m:limLow>
                 </m:e>
               </m:d>
               <m:r>
@@ -36640,16 +36750,21 @@
                       <m:grow/>
                     </m:dPr>
                     <m:e>
-                      <m:acc>
-                        <m:accPr>
-                          <m:chr m:val="̃"/>
-                        </m:accPr>
+                      <m:limLow>
                         <m:e>
                           <m:r>
                             <m:t>X</m:t>
                           </m:r>
                         </m:e>
-                      </m:acc>
+                        <m:lim>
+                          <m:r>
+                            <m:rPr>
+                              <m:sty m:val="p"/>
+                            </m:rPr>
+                            <m:t>∼</m:t>
+                          </m:r>
+                        </m:lim>
+                      </m:limLow>
                       <m:r>
                         <m:rPr>
                           <m:sty m:val="p"/>
@@ -36662,16 +36777,21 @@
                         </m:rPr>
                         <m:t>E</m:t>
                       </m:r>
-                      <m:acc>
-                        <m:accPr>
-                          <m:chr m:val="̃"/>
-                        </m:accPr>
+                      <m:limLow>
                         <m:e>
                           <m:r>
                             <m:t>X</m:t>
                           </m:r>
                         </m:e>
-                      </m:acc>
+                        <m:lim>
+                          <m:r>
+                            <m:rPr>
+                              <m:sty m:val="p"/>
+                            </m:rPr>
+                            <m:t>∼</m:t>
+                          </m:r>
+                        </m:lim>
+                      </m:limLow>
                     </m:e>
                   </m:d>
                   <m:r>
@@ -36690,16 +36810,21 @@
                           <m:grow/>
                         </m:dPr>
                         <m:e>
-                          <m:acc>
-                            <m:accPr>
-                              <m:chr m:val="̃"/>
-                            </m:accPr>
+                          <m:limLow>
                             <m:e>
                               <m:r>
                                 <m:t>X</m:t>
                               </m:r>
                             </m:e>
-                          </m:acc>
+                            <m:lim>
+                              <m:r>
+                                <m:rPr>
+                                  <m:sty m:val="p"/>
+                                </m:rPr>
+                                <m:t>∼</m:t>
+                              </m:r>
+                            </m:lim>
+                          </m:limLow>
                           <m:r>
                             <m:rPr>
                               <m:sty m:val="p"/>
@@ -36712,16 +36837,21 @@
                             </m:rPr>
                             <m:t>E</m:t>
                           </m:r>
-                          <m:acc>
-                            <m:accPr>
-                              <m:chr m:val="̃"/>
-                            </m:accPr>
+                          <m:limLow>
                             <m:e>
                               <m:r>
                                 <m:t>X</m:t>
                               </m:r>
                             </m:e>
-                          </m:acc>
+                            <m:lim>
+                              <m:r>
+                                <m:rPr>
+                                  <m:sty m:val="p"/>
+                                </m:rPr>
+                                <m:t>∼</m:t>
+                              </m:r>
+                            </m:lim>
+                          </m:limLow>
                         </m:e>
                       </m:d>
                       <m:r>
@@ -36783,28 +36913,38 @@
                   <m:grow/>
                 </m:dPr>
                 <m:e>
-                  <m:acc>
-                    <m:accPr>
-                      <m:chr m:val="̃"/>
-                    </m:accPr>
+                  <m:limLow>
                     <m:e>
                       <m:r>
                         <m:t>X</m:t>
                       </m:r>
                     </m:e>
-                  </m:acc>
+                    <m:lim>
+                      <m:r>
+                        <m:rPr>
+                          <m:sty m:val="p"/>
+                        </m:rPr>
+                        <m:t>∼</m:t>
+                      </m:r>
+                    </m:lim>
+                  </m:limLow>
                   <m:sSup>
                     <m:e>
-                      <m:acc>
-                        <m:accPr>
-                          <m:chr m:val="̃"/>
-                        </m:accPr>
+                      <m:limLow>
                         <m:e>
                           <m:r>
                             <m:t>X</m:t>
                           </m:r>
                         </m:e>
-                      </m:acc>
+                        <m:lim>
+                          <m:r>
+                            <m:rPr>
+                              <m:sty m:val="p"/>
+                            </m:rPr>
+                            <m:t>∼</m:t>
+                          </m:r>
+                        </m:lim>
+                      </m:limLow>
                     </m:e>
                     <m:sup>
                       <m:r>
@@ -36821,16 +36961,21 @@
                     </m:rPr>
                     <m:t>−</m:t>
                   </m:r>
-                  <m:acc>
-                    <m:accPr>
-                      <m:chr m:val="̃"/>
-                    </m:accPr>
+                  <m:limLow>
                     <m:e>
                       <m:r>
                         <m:t>X</m:t>
                       </m:r>
                     </m:e>
-                  </m:acc>
+                    <m:lim>
+                      <m:r>
+                        <m:rPr>
+                          <m:sty m:val="p"/>
+                        </m:rPr>
+                        <m:t>∼</m:t>
+                      </m:r>
+                    </m:lim>
+                  </m:limLow>
                   <m:sSup>
                     <m:e>
                       <m:r>
@@ -36850,16 +36995,21 @@
                             </m:rPr>
                             <m:t>E</m:t>
                           </m:r>
-                          <m:acc>
-                            <m:accPr>
-                              <m:chr m:val="̃"/>
-                            </m:accPr>
+                          <m:limLow>
                             <m:e>
                               <m:r>
                                 <m:t>X</m:t>
                               </m:r>
                             </m:e>
-                          </m:acc>
+                            <m:lim>
+                              <m:r>
+                                <m:rPr>
+                                  <m:sty m:val="p"/>
+                                </m:rPr>
+                                <m:t>∼</m:t>
+                              </m:r>
+                            </m:lim>
+                          </m:limLow>
                         </m:e>
                       </m:d>
                       <m:r>
@@ -36898,16 +37048,21 @@
                         </m:rPr>
                         <m:t>E</m:t>
                       </m:r>
-                      <m:acc>
-                        <m:accPr>
-                          <m:chr m:val="̃"/>
-                        </m:accPr>
+                      <m:limLow>
                         <m:e>
                           <m:r>
                             <m:t>X</m:t>
                           </m:r>
                         </m:e>
-                      </m:acc>
+                        <m:lim>
+                          <m:r>
+                            <m:rPr>
+                              <m:sty m:val="p"/>
+                            </m:rPr>
+                            <m:t>∼</m:t>
+                          </m:r>
+                        </m:lim>
+                      </m:limLow>
                     </m:e>
                   </m:d>
                   <m:r>
@@ -36915,16 +37070,21 @@
                   </m:r>
                   <m:sSup>
                     <m:e>
-                      <m:acc>
-                        <m:accPr>
-                          <m:chr m:val="̃"/>
-                        </m:accPr>
+                      <m:limLow>
                         <m:e>
                           <m:r>
                             <m:t>X</m:t>
                           </m:r>
                         </m:e>
-                      </m:acc>
+                        <m:lim>
+                          <m:r>
+                            <m:rPr>
+                              <m:sty m:val="p"/>
+                            </m:rPr>
+                            <m:t>∼</m:t>
+                          </m:r>
+                        </m:lim>
+                      </m:limLow>
                     </m:e>
                     <m:sup>
                       <m:r>
@@ -36958,16 +37118,21 @@
                         </m:rPr>
                         <m:t>E</m:t>
                       </m:r>
-                      <m:acc>
-                        <m:accPr>
-                          <m:chr m:val="̃"/>
-                        </m:accPr>
+                      <m:limLow>
                         <m:e>
                           <m:r>
                             <m:t>X</m:t>
                           </m:r>
                         </m:e>
-                      </m:acc>
+                        <m:lim>
+                          <m:r>
+                            <m:rPr>
+                              <m:sty m:val="p"/>
+                            </m:rPr>
+                            <m:t>∼</m:t>
+                          </m:r>
+                        </m:lim>
+                      </m:limLow>
                     </m:e>
                   </m:d>
                   <m:r>
@@ -36992,16 +37157,21 @@
                             </m:rPr>
                             <m:t>E</m:t>
                           </m:r>
-                          <m:acc>
-                            <m:accPr>
-                              <m:chr m:val="̃"/>
-                            </m:accPr>
+                          <m:limLow>
                             <m:e>
                               <m:r>
                                 <m:t>X</m:t>
                               </m:r>
                             </m:e>
-                          </m:acc>
+                            <m:lim>
+                              <m:r>
+                                <m:rPr>
+                                  <m:sty m:val="p"/>
+                                </m:rPr>
+                                <m:t>∼</m:t>
+                              </m:r>
+                            </m:lim>
+                          </m:limLow>
                         </m:e>
                       </m:d>
                       <m:r>
@@ -37063,28 +37233,38 @@
                   <m:grow/>
                 </m:dPr>
                 <m:e>
-                  <m:acc>
-                    <m:accPr>
-                      <m:chr m:val="̃"/>
-                    </m:accPr>
+                  <m:limLow>
                     <m:e>
                       <m:r>
                         <m:t>X</m:t>
                       </m:r>
                     </m:e>
-                  </m:acc>
+                    <m:lim>
+                      <m:r>
+                        <m:rPr>
+                          <m:sty m:val="p"/>
+                        </m:rPr>
+                        <m:t>∼</m:t>
+                      </m:r>
+                    </m:lim>
+                  </m:limLow>
                   <m:sSup>
                     <m:e>
-                      <m:acc>
-                        <m:accPr>
-                          <m:chr m:val="̃"/>
-                        </m:accPr>
+                      <m:limLow>
                         <m:e>
                           <m:r>
                             <m:t>X</m:t>
                           </m:r>
                         </m:e>
-                      </m:acc>
+                        <m:lim>
+                          <m:r>
+                            <m:rPr>
+                              <m:sty m:val="p"/>
+                            </m:rPr>
+                            <m:t>∼</m:t>
+                          </m:r>
+                        </m:lim>
+                      </m:limLow>
                     </m:e>
                     <m:sup>
                       <m:r>
@@ -37123,16 +37303,21 @@
                     </m:rPr>
                     <m:t>E</m:t>
                   </m:r>
-                  <m:acc>
-                    <m:accPr>
-                      <m:chr m:val="̃"/>
-                    </m:accPr>
+                  <m:limLow>
                     <m:e>
                       <m:r>
                         <m:t>X</m:t>
                       </m:r>
                     </m:e>
-                  </m:acc>
+                    <m:lim>
+                      <m:r>
+                        <m:rPr>
+                          <m:sty m:val="p"/>
+                        </m:rPr>
+                        <m:t>∼</m:t>
+                      </m:r>
+                    </m:lim>
+                  </m:limLow>
                 </m:e>
               </m:d>
               <m:r>
@@ -37157,16 +37342,21 @@
                         </m:rPr>
                         <m:t>E</m:t>
                       </m:r>
-                      <m:acc>
-                        <m:accPr>
-                          <m:chr m:val="̃"/>
-                        </m:accPr>
+                      <m:limLow>
                         <m:e>
                           <m:r>
                             <m:t>X</m:t>
                           </m:r>
                         </m:e>
-                      </m:acc>
+                        <m:lim>
+                          <m:r>
+                            <m:rPr>
+                              <m:sty m:val="p"/>
+                            </m:rPr>
+                            <m:t>∼</m:t>
+                          </m:r>
+                        </m:lim>
+                      </m:limLow>
                     </m:e>
                   </m:d>
                   <m:r>
@@ -37205,16 +37395,21 @@
                     </m:rPr>
                     <m:t>E</m:t>
                   </m:r>
-                  <m:acc>
-                    <m:accPr>
-                      <m:chr m:val="̃"/>
-                    </m:accPr>
+                  <m:limLow>
                     <m:e>
                       <m:r>
                         <m:t>X</m:t>
                       </m:r>
                     </m:e>
-                  </m:acc>
+                    <m:lim>
+                      <m:r>
+                        <m:rPr>
+                          <m:sty m:val="p"/>
+                        </m:rPr>
+                        <m:t>∼</m:t>
+                      </m:r>
+                    </m:lim>
+                  </m:limLow>
                 </m:e>
               </m:d>
               <m:r>
@@ -37239,16 +37434,21 @@
                         </m:rPr>
                         <m:t>E</m:t>
                       </m:r>
-                      <m:acc>
-                        <m:accPr>
-                          <m:chr m:val="̃"/>
-                        </m:accPr>
+                      <m:limLow>
                         <m:e>
                           <m:r>
                             <m:t>X</m:t>
                           </m:r>
                         </m:e>
-                      </m:acc>
+                        <m:lim>
+                          <m:r>
+                            <m:rPr>
+                              <m:sty m:val="p"/>
+                            </m:rPr>
+                            <m:t>∼</m:t>
+                          </m:r>
+                        </m:lim>
+                      </m:limLow>
                     </m:e>
                   </m:d>
                   <m:r>
@@ -37287,16 +37487,21 @@
                     </m:rPr>
                     <m:t>E</m:t>
                   </m:r>
-                  <m:acc>
-                    <m:accPr>
-                      <m:chr m:val="̃"/>
-                    </m:accPr>
+                  <m:limLow>
                     <m:e>
                       <m:r>
                         <m:t>X</m:t>
                       </m:r>
                     </m:e>
-                  </m:acc>
+                    <m:lim>
+                      <m:r>
+                        <m:rPr>
+                          <m:sty m:val="p"/>
+                        </m:rPr>
+                        <m:t>∼</m:t>
+                      </m:r>
+                    </m:lim>
+                  </m:limLow>
                 </m:e>
               </m:d>
               <m:r>
@@ -37321,16 +37526,21 @@
                         </m:rPr>
                         <m:t>E</m:t>
                       </m:r>
-                      <m:acc>
-                        <m:accPr>
-                          <m:chr m:val="̃"/>
-                        </m:accPr>
+                      <m:limLow>
                         <m:e>
                           <m:r>
                             <m:t>X</m:t>
                           </m:r>
                         </m:e>
-                      </m:acc>
+                        <m:lim>
+                          <m:r>
+                            <m:rPr>
+                              <m:sty m:val="p"/>
+                            </m:rPr>
+                            <m:t>∼</m:t>
+                          </m:r>
+                        </m:lim>
+                      </m:limLow>
                     </m:e>
                   </m:d>
                   <m:r>
@@ -37365,16 +37575,21 @@
                 </m:rPr>
                 <m:t>E</m:t>
               </m:r>
-              <m:acc>
-                <m:accPr>
-                  <m:chr m:val="̃"/>
-                </m:accPr>
+              <m:limLow>
                 <m:e>
                   <m:r>
                     <m:t>X</m:t>
                   </m:r>
                 </m:e>
-              </m:acc>
+                <m:lim>
+                  <m:r>
+                    <m:rPr>
+                      <m:sty m:val="p"/>
+                    </m:rPr>
+                    <m:t>∼</m:t>
+                  </m:r>
+                </m:lim>
+              </m:limLow>
               <m:r>
                 <m:rPr>
                   <m:nor/>
@@ -37410,28 +37625,38 @@
                   <m:grow/>
                 </m:dPr>
                 <m:e>
-                  <m:acc>
-                    <m:accPr>
-                      <m:chr m:val="̃"/>
-                    </m:accPr>
+                  <m:limLow>
                     <m:e>
                       <m:r>
                         <m:t>X</m:t>
                       </m:r>
                     </m:e>
-                  </m:acc>
+                    <m:lim>
+                      <m:r>
+                        <m:rPr>
+                          <m:sty m:val="p"/>
+                        </m:rPr>
+                        <m:t>∼</m:t>
+                      </m:r>
+                    </m:lim>
+                  </m:limLow>
                   <m:sSup>
                     <m:e>
-                      <m:acc>
-                        <m:accPr>
-                          <m:chr m:val="̃"/>
-                        </m:accPr>
+                      <m:limLow>
                         <m:e>
                           <m:r>
                             <m:t>X</m:t>
                           </m:r>
                         </m:e>
-                      </m:acc>
+                        <m:lim>
+                          <m:r>
+                            <m:rPr>
+                              <m:sty m:val="p"/>
+                            </m:rPr>
+                            <m:t>∼</m:t>
+                          </m:r>
+                        </m:lim>
+                      </m:limLow>
                     </m:e>
                     <m:sup>
                       <m:r>
@@ -37470,16 +37695,21 @@
                     </m:rPr>
                     <m:t>E</m:t>
                   </m:r>
-                  <m:acc>
-                    <m:accPr>
-                      <m:chr m:val="̃"/>
-                    </m:accPr>
+                  <m:limLow>
                     <m:e>
                       <m:r>
                         <m:t>X</m:t>
                       </m:r>
                     </m:e>
-                  </m:acc>
+                    <m:lim>
+                      <m:r>
+                        <m:rPr>
+                          <m:sty m:val="p"/>
+                        </m:rPr>
+                        <m:t>∼</m:t>
+                      </m:r>
+                    </m:lim>
+                  </m:limLow>
                 </m:e>
               </m:d>
               <m:r>
@@ -37504,16 +37734,21 @@
                         </m:rPr>
                         <m:t>E</m:t>
                       </m:r>
-                      <m:acc>
-                        <m:accPr>
-                          <m:chr m:val="̃"/>
-                        </m:accPr>
+                      <m:limLow>
                         <m:e>
                           <m:r>
                             <m:t>X</m:t>
                           </m:r>
                         </m:e>
-                      </m:acc>
+                        <m:lim>
+                          <m:r>
+                            <m:rPr>
+                              <m:sty m:val="p"/>
+                            </m:rPr>
+                            <m:t>∼</m:t>
+                          </m:r>
+                        </m:lim>
+                      </m:limLow>
                     </m:e>
                   </m:d>
                   <m:r>
@@ -37569,16 +37804,21 @@
         <w:t xml:space="preserve"> </w:t>
       </w:r>
       <m:oMath>
-        <m:acc>
-          <m:accPr>
-            <m:chr m:val="̃"/>
-          </m:accPr>
+        <m:limLow>
           <m:e>
             <m:r>
               <m:t>X</m:t>
             </m:r>
           </m:e>
-        </m:acc>
+          <m:lim>
+            <m:r>
+              <m:rPr>
+                <m:sty m:val="p"/>
+              </m:rPr>
+              <m:t>∼</m:t>
+            </m:r>
+          </m:lim>
+        </m:limLow>
         <m:r>
           <m:rPr>
             <m:sty m:val="p"/>
@@ -37650,16 +37890,21 @@
         <w:t xml:space="preserve"> </w:t>
       </w:r>
       <m:oMath>
-        <m:acc>
-          <m:accPr>
-            <m:chr m:val="̃"/>
-          </m:accPr>
+        <m:limLow>
           <m:e>
             <m:r>
               <m:t>a</m:t>
             </m:r>
           </m:e>
-        </m:acc>
+          <m:lim>
+            <m:r>
+              <m:rPr>
+                <m:sty m:val="p"/>
+              </m:rPr>
+              <m:t>∼</m:t>
+            </m:r>
+          </m:lim>
+        </m:limLow>
         <m:r>
           <m:rPr>
             <m:sty m:val="p"/>
@@ -37759,32 +38004,42 @@
                   <m:grow/>
                 </m:dPr>
                 <m:e>
-                  <m:acc>
-                    <m:accPr>
-                      <m:chr m:val="̃"/>
-                    </m:accPr>
+                  <m:limLow>
                     <m:e>
                       <m:r>
                         <m:t>a</m:t>
                       </m:r>
                     </m:e>
-                  </m:acc>
+                    <m:lim>
+                      <m:r>
+                        <m:rPr>
+                          <m:sty m:val="p"/>
+                        </m:rPr>
+                        <m:t>∼</m:t>
+                      </m:r>
+                    </m:lim>
+                  </m:limLow>
                   <m:r>
                     <m:rPr>
                       <m:sty m:val="p"/>
                     </m:rPr>
                     <m:t>⋅</m:t>
                   </m:r>
-                  <m:acc>
-                    <m:accPr>
-                      <m:chr m:val="̃"/>
-                    </m:accPr>
+                  <m:limLow>
                     <m:e>
                       <m:r>
                         <m:t>X</m:t>
                       </m:r>
                     </m:e>
-                  </m:acc>
+                    <m:lim>
+                      <m:r>
+                        <m:rPr>
+                          <m:sty m:val="p"/>
+                        </m:rPr>
+                        <m:t>∼</m:t>
+                      </m:r>
+                    </m:lim>
+                  </m:limLow>
                 </m:e>
               </m:d>
               <m:r>
@@ -37887,16 +38142,21 @@
               </m:r>
               <m:sSup>
                 <m:e>
-                  <m:acc>
-                    <m:accPr>
-                      <m:chr m:val="̃"/>
-                    </m:accPr>
+                  <m:limLow>
                     <m:e>
                       <m:r>
                         <m:t>a</m:t>
                       </m:r>
                     </m:e>
-                  </m:acc>
+                    <m:lim>
+                      <m:r>
+                        <m:rPr>
+                          <m:sty m:val="p"/>
+                        </m:rPr>
+                        <m:t>∼</m:t>
+                      </m:r>
+                    </m:lim>
+                  </m:limLow>
                 </m:e>
                 <m:sup>
                   <m:r>
@@ -37924,31 +38184,41 @@
                   <m:grow/>
                 </m:dPr>
                 <m:e>
-                  <m:acc>
-                    <m:accPr>
-                      <m:chr m:val="̃"/>
-                    </m:accPr>
+                  <m:limLow>
                     <m:e>
                       <m:r>
                         <m:t>X</m:t>
                       </m:r>
                     </m:e>
-                  </m:acc>
+                    <m:lim>
+                      <m:r>
+                        <m:rPr>
+                          <m:sty m:val="p"/>
+                        </m:rPr>
+                        <m:t>∼</m:t>
+                      </m:r>
+                    </m:lim>
+                  </m:limLow>
                 </m:e>
               </m:d>
               <m:r>
                 <m:t>​</m:t>
               </m:r>
-              <m:acc>
-                <m:accPr>
-                  <m:chr m:val="̃"/>
-                </m:accPr>
+              <m:limLow>
                 <m:e>
                   <m:r>
                     <m:t>a</m:t>
                   </m:r>
                 </m:e>
-              </m:acc>
+                <m:lim>
+                  <m:r>
+                    <m:rPr>
+                      <m:sty m:val="p"/>
+                    </m:rPr>
+                    <m:t>∼</m:t>
+                  </m:r>
+                </m:lim>
+              </m:limLow>
             </m:e>
             <m:e>
               <m:r>
@@ -38121,16 +38391,21 @@
         <w:t xml:space="preserve"> </w:t>
       </w:r>
       <m:oMath>
-        <m:acc>
-          <m:accPr>
-            <m:chr m:val="̃"/>
-          </m:accPr>
+        <m:limLow>
           <m:e>
             <m:r>
               <m:t>a</m:t>
             </m:r>
           </m:e>
-        </m:acc>
+          <m:lim>
+            <m:r>
+              <m:rPr>
+                <m:sty m:val="p"/>
+              </m:rPr>
+              <m:t>∼</m:t>
+            </m:r>
+          </m:lim>
+        </m:limLow>
       </m:oMath>
       <w:r>
         <w:t xml:space="preserve"> </w:t>
@@ -38142,16 +38417,21 @@
         <w:t xml:space="preserve"> </w:t>
       </w:r>
       <m:oMath>
-        <m:acc>
-          <m:accPr>
-            <m:chr m:val="̃"/>
-          </m:accPr>
+        <m:limLow>
           <m:e>
             <m:r>
               <m:t>X</m:t>
             </m:r>
           </m:e>
-        </m:acc>
+          <m:lim>
+            <m:r>
+              <m:rPr>
+                <m:sty m:val="p"/>
+              </m:rPr>
+              <m:t>∼</m:t>
+            </m:r>
+          </m:lim>
+        </m:limLow>
       </m:oMath>
       <w:r>
         <w:t xml:space="preserve"> </w:t>
@@ -38200,32 +38480,42 @@
         <m:oMath>
           <m:eqArr>
             <m:e>
-              <m:acc>
-                <m:accPr>
-                  <m:chr m:val="̃"/>
-                </m:accPr>
+              <m:limLow>
                 <m:e>
                   <m:r>
                     <m:t>a</m:t>
                   </m:r>
                 </m:e>
-              </m:acc>
+                <m:lim>
+                  <m:r>
+                    <m:rPr>
+                      <m:sty m:val="p"/>
+                    </m:rPr>
+                    <m:t>∼</m:t>
+                  </m:r>
+                </m:lim>
+              </m:limLow>
               <m:r>
                 <m:rPr>
                   <m:sty m:val="p"/>
                 </m:rPr>
                 <m:t>⋅</m:t>
               </m:r>
-              <m:acc>
-                <m:accPr>
-                  <m:chr m:val="̃"/>
-                </m:accPr>
+              <m:limLow>
                 <m:e>
                   <m:r>
                     <m:t>X</m:t>
                   </m:r>
                 </m:e>
-              </m:acc>
+                <m:lim>
+                  <m:r>
+                    <m:rPr>
+                      <m:sty m:val="p"/>
+                    </m:rPr>
+                    <m:t>∼</m:t>
+                  </m:r>
+                </m:lim>
+              </m:limLow>
               <m:r>
                 <m:t>&amp;</m:t>
               </m:r>
@@ -38237,16 +38527,21 @@
               </m:r>
               <m:sSup>
                 <m:e>
-                  <m:acc>
-                    <m:accPr>
-                      <m:chr m:val="̃"/>
-                    </m:accPr>
+                  <m:limLow>
                     <m:e>
                       <m:r>
                         <m:t>a</m:t>
                       </m:r>
                     </m:e>
-                  </m:acc>
+                    <m:lim>
+                      <m:r>
+                        <m:rPr>
+                          <m:sty m:val="p"/>
+                        </m:rPr>
+                        <m:t>∼</m:t>
+                      </m:r>
+                    </m:lim>
+                  </m:limLow>
                 </m:e>
                 <m:sup>
                   <m:r>
@@ -38257,16 +38552,21 @@
                   </m:r>
                 </m:sup>
               </m:sSup>
-              <m:acc>
-                <m:accPr>
-                  <m:chr m:val="̃"/>
-                </m:accPr>
+              <m:limLow>
                 <m:e>
                   <m:r>
                     <m:t>X</m:t>
                   </m:r>
                 </m:e>
-              </m:acc>
+                <m:lim>
+                  <m:r>
+                    <m:rPr>
+                      <m:sty m:val="p"/>
+                    </m:rPr>
+                    <m:t>∼</m:t>
+                  </m:r>
+                </m:lim>
+              </m:limLow>
             </m:e>
             <m:e>
               <m:r>
@@ -38378,16 +38678,21 @@
           <m:e>
             <m:sSup>
               <m:e>
-                <m:acc>
-                  <m:accPr>
-                    <m:chr m:val="̃"/>
-                  </m:accPr>
+                <m:limLow>
                   <m:e>
                     <m:r>
                       <m:t>a</m:t>
                     </m:r>
                   </m:e>
-                </m:acc>
+                  <m:lim>
+                    <m:r>
+                      <m:rPr>
+                        <m:sty m:val="p"/>
+                      </m:rPr>
+                      <m:t>∼</m:t>
+                    </m:r>
+                  </m:lim>
+                </m:limLow>
               </m:e>
               <m:sup>
                 <m:r>
@@ -38398,16 +38703,21 @@
                 </m:r>
               </m:sup>
             </m:sSup>
-            <m:acc>
-              <m:accPr>
-                <m:chr m:val="̃"/>
-              </m:accPr>
+            <m:limLow>
               <m:e>
                 <m:r>
                   <m:t>X</m:t>
                 </m:r>
               </m:e>
-            </m:acc>
+              <m:lim>
+                <m:r>
+                  <m:rPr>
+                    <m:sty m:val="p"/>
+                  </m:rPr>
+                  <m:t>∼</m:t>
+                </m:r>
+              </m:lim>
+            </m:limLow>
           </m:e>
         </m:d>
         <m:r>
@@ -38421,16 +38731,21 @@
         </m:r>
         <m:sSup>
           <m:e>
-            <m:acc>
-              <m:accPr>
-                <m:chr m:val="̃"/>
-              </m:accPr>
+            <m:limLow>
               <m:e>
                 <m:r>
                   <m:t>a</m:t>
                 </m:r>
               </m:e>
-            </m:acc>
+              <m:lim>
+                <m:r>
+                  <m:rPr>
+                    <m:sty m:val="p"/>
+                  </m:rPr>
+                  <m:t>∼</m:t>
+                </m:r>
+              </m:lim>
+            </m:limLow>
           </m:e>
           <m:sup>
             <m:r>
@@ -38450,16 +38765,21 @@
           </m:rPr>
           <m:t>E</m:t>
         </m:r>
-        <m:acc>
-          <m:accPr>
-            <m:chr m:val="̃"/>
-          </m:accPr>
+        <m:limLow>
           <m:e>
             <m:r>
               <m:t>X</m:t>
             </m:r>
           </m:e>
-        </m:acc>
+          <m:lim>
+            <m:r>
+              <m:rPr>
+                <m:sty m:val="p"/>
+              </m:rPr>
+              <m:t>∼</m:t>
+            </m:r>
+          </m:lim>
+        </m:limLow>
       </m:oMath>
       <w:r>
         <w:t xml:space="preserve">, so:</w:t>
@@ -38495,16 +38815,21 @@
                 <m:e>
                   <m:sSup>
                     <m:e>
-                      <m:acc>
-                        <m:accPr>
-                          <m:chr m:val="̃"/>
-                        </m:accPr>
+                      <m:limLow>
                         <m:e>
                           <m:r>
                             <m:t>a</m:t>
                           </m:r>
                         </m:e>
-                      </m:acc>
+                        <m:lim>
+                          <m:r>
+                            <m:rPr>
+                              <m:sty m:val="p"/>
+                            </m:rPr>
+                            <m:t>∼</m:t>
+                          </m:r>
+                        </m:lim>
+                      </m:limLow>
                     </m:e>
                     <m:sup>
                       <m:r>
@@ -38515,16 +38840,21 @@
                       </m:r>
                     </m:sup>
                   </m:sSup>
-                  <m:acc>
-                    <m:accPr>
-                      <m:chr m:val="̃"/>
-                    </m:accPr>
+                  <m:limLow>
                     <m:e>
                       <m:r>
                         <m:t>X</m:t>
                       </m:r>
                     </m:e>
-                  </m:acc>
+                    <m:lim>
+                      <m:r>
+                        <m:rPr>
+                          <m:sty m:val="p"/>
+                        </m:rPr>
+                        <m:t>∼</m:t>
+                      </m:r>
+                    </m:lim>
+                  </m:limLow>
                 </m:e>
               </m:d>
               <m:r>
@@ -38569,16 +38899,21 @@
                     <m:e>
                       <m:sSup>
                         <m:e>
-                          <m:acc>
-                            <m:accPr>
-                              <m:chr m:val="̃"/>
-                            </m:accPr>
+                          <m:limLow>
                             <m:e>
                               <m:r>
                                 <m:t>a</m:t>
                               </m:r>
                             </m:e>
-                          </m:acc>
+                            <m:lim>
+                              <m:r>
+                                <m:rPr>
+                                  <m:sty m:val="p"/>
+                                </m:rPr>
+                                <m:t>∼</m:t>
+                              </m:r>
+                            </m:lim>
+                          </m:limLow>
                         </m:e>
                         <m:sup>
                           <m:r>
@@ -38589,16 +38924,21 @@
                           </m:r>
                         </m:sup>
                       </m:sSup>
-                      <m:acc>
-                        <m:accPr>
-                          <m:chr m:val="̃"/>
-                        </m:accPr>
+                      <m:limLow>
                         <m:e>
                           <m:r>
                             <m:t>X</m:t>
                           </m:r>
                         </m:e>
-                      </m:acc>
+                        <m:lim>
+                          <m:r>
+                            <m:rPr>
+                              <m:sty m:val="p"/>
+                            </m:rPr>
+                            <m:t>∼</m:t>
+                          </m:r>
+                        </m:lim>
+                      </m:limLow>
                       <m:r>
                         <m:rPr>
                           <m:sty m:val="p"/>
@@ -38607,16 +38947,21 @@
                       </m:r>
                       <m:sSup>
                         <m:e>
-                          <m:acc>
-                            <m:accPr>
-                              <m:chr m:val="̃"/>
-                            </m:accPr>
+                          <m:limLow>
                             <m:e>
                               <m:r>
                                 <m:t>a</m:t>
                               </m:r>
                             </m:e>
-                          </m:acc>
+                            <m:lim>
+                              <m:r>
+                                <m:rPr>
+                                  <m:sty m:val="p"/>
+                                </m:rPr>
+                                <m:t>∼</m:t>
+                              </m:r>
+                            </m:lim>
+                          </m:limLow>
                         </m:e>
                         <m:sup>
                           <m:r>
@@ -38633,16 +38978,21 @@
                         </m:rPr>
                         <m:t>E</m:t>
                       </m:r>
-                      <m:acc>
-                        <m:accPr>
-                          <m:chr m:val="̃"/>
-                        </m:accPr>
+                      <m:limLow>
                         <m:e>
                           <m:r>
                             <m:t>X</m:t>
                           </m:r>
                         </m:e>
-                      </m:acc>
+                        <m:lim>
+                          <m:r>
+                            <m:rPr>
+                              <m:sty m:val="p"/>
+                            </m:rPr>
+                            <m:t>∼</m:t>
+                          </m:r>
+                        </m:lim>
+                      </m:limLow>
                     </m:e>
                   </m:d>
                   <m:sSup>
@@ -38716,16 +39066,21 @@
                     <m:e>
                       <m:sSup>
                         <m:e>
-                          <m:acc>
-                            <m:accPr>
-                              <m:chr m:val="̃"/>
-                            </m:accPr>
+                          <m:limLow>
                             <m:e>
                               <m:r>
                                 <m:t>a</m:t>
                               </m:r>
                             </m:e>
-                          </m:acc>
+                            <m:lim>
+                              <m:r>
+                                <m:rPr>
+                                  <m:sty m:val="p"/>
+                                </m:rPr>
+                                <m:t>∼</m:t>
+                              </m:r>
+                            </m:lim>
+                          </m:limLow>
                         </m:e>
                         <m:sup>
                           <m:r>
@@ -38747,16 +39102,21 @@
                           <m:grow/>
                         </m:dPr>
                         <m:e>
-                          <m:acc>
-                            <m:accPr>
-                              <m:chr m:val="̃"/>
-                            </m:accPr>
+                          <m:limLow>
                             <m:e>
                               <m:r>
                                 <m:t>X</m:t>
                               </m:r>
                             </m:e>
-                          </m:acc>
+                            <m:lim>
+                              <m:r>
+                                <m:rPr>
+                                  <m:sty m:val="p"/>
+                                </m:rPr>
+                                <m:t>∼</m:t>
+                              </m:r>
+                            </m:lim>
+                          </m:limLow>
                           <m:r>
                             <m:rPr>
                               <m:sty m:val="p"/>
@@ -38769,16 +39129,21 @@
                             </m:rPr>
                             <m:t>E</m:t>
                           </m:r>
-                          <m:acc>
-                            <m:accPr>
-                              <m:chr m:val="̃"/>
-                            </m:accPr>
+                          <m:limLow>
                             <m:e>
                               <m:r>
                                 <m:t>X</m:t>
                               </m:r>
                             </m:e>
-                          </m:acc>
+                            <m:lim>
+                              <m:r>
+                                <m:rPr>
+                                  <m:sty m:val="p"/>
+                                </m:rPr>
+                                <m:t>∼</m:t>
+                              </m:r>
+                            </m:lim>
+                          </m:limLow>
                         </m:e>
                       </m:d>
                       <m:r>
@@ -38818,16 +39183,21 @@
               </m:r>
               <m:sSup>
                 <m:e>
-                  <m:acc>
-                    <m:accPr>
-                      <m:chr m:val="̃"/>
-                    </m:accPr>
+                  <m:limLow>
                     <m:e>
                       <m:r>
                         <m:t>a</m:t>
                       </m:r>
                     </m:e>
-                  </m:acc>
+                    <m:lim>
+                      <m:r>
+                        <m:rPr>
+                          <m:sty m:val="p"/>
+                        </m:rPr>
+                        <m:t>∼</m:t>
+                      </m:r>
+                    </m:lim>
+                  </m:limLow>
                 </m:e>
                 <m:sup>
                   <m:r>
@@ -38875,16 +39245,21 @@
                 <m:e>
                   <m:sSup>
                     <m:e>
-                      <m:acc>
-                        <m:accPr>
-                          <m:chr m:val="̃"/>
-                        </m:accPr>
+                      <m:limLow>
                         <m:e>
                           <m:r>
                             <m:t>a</m:t>
                           </m:r>
                         </m:e>
-                      </m:acc>
+                        <m:lim>
+                          <m:r>
+                            <m:rPr>
+                              <m:sty m:val="p"/>
+                            </m:rPr>
+                            <m:t>∼</m:t>
+                          </m:r>
+                        </m:lim>
+                      </m:limLow>
                     </m:e>
                     <m:sup>
                       <m:r>
@@ -38906,16 +39281,21 @@
                       <m:grow/>
                     </m:dPr>
                     <m:e>
-                      <m:acc>
-                        <m:accPr>
-                          <m:chr m:val="̃"/>
-                        </m:accPr>
+                      <m:limLow>
                         <m:e>
                           <m:r>
                             <m:t>X</m:t>
                           </m:r>
                         </m:e>
-                      </m:acc>
+                        <m:lim>
+                          <m:r>
+                            <m:rPr>
+                              <m:sty m:val="p"/>
+                            </m:rPr>
+                            <m:t>∼</m:t>
+                          </m:r>
+                        </m:lim>
+                      </m:limLow>
                       <m:r>
                         <m:rPr>
                           <m:sty m:val="p"/>
@@ -38928,16 +39308,21 @@
                         </m:rPr>
                         <m:t>E</m:t>
                       </m:r>
-                      <m:acc>
-                        <m:accPr>
-                          <m:chr m:val="̃"/>
-                        </m:accPr>
+                      <m:limLow>
                         <m:e>
                           <m:r>
                             <m:t>X</m:t>
                           </m:r>
                         </m:e>
-                      </m:acc>
+                        <m:lim>
+                          <m:r>
+                            <m:rPr>
+                              <m:sty m:val="p"/>
+                            </m:rPr>
+                            <m:t>∼</m:t>
+                          </m:r>
+                        </m:lim>
+                      </m:limLow>
                     </m:e>
                   </m:d>
                   <m:r>
@@ -38956,16 +39341,21 @@
                           <m:grow/>
                         </m:dPr>
                         <m:e>
-                          <m:acc>
-                            <m:accPr>
-                              <m:chr m:val="̃"/>
-                            </m:accPr>
+                          <m:limLow>
                             <m:e>
                               <m:r>
                                 <m:t>X</m:t>
                               </m:r>
                             </m:e>
-                          </m:acc>
+                            <m:lim>
+                              <m:r>
+                                <m:rPr>
+                                  <m:sty m:val="p"/>
+                                </m:rPr>
+                                <m:t>∼</m:t>
+                              </m:r>
+                            </m:lim>
+                          </m:limLow>
                           <m:r>
                             <m:rPr>
                               <m:sty m:val="p"/>
@@ -38978,16 +39368,21 @@
                             </m:rPr>
                             <m:t>E</m:t>
                           </m:r>
-                          <m:acc>
-                            <m:accPr>
-                              <m:chr m:val="̃"/>
-                            </m:accPr>
+                          <m:limLow>
                             <m:e>
                               <m:r>
                                 <m:t>X</m:t>
                               </m:r>
                             </m:e>
-                          </m:acc>
+                            <m:lim>
+                              <m:r>
+                                <m:rPr>
+                                  <m:sty m:val="p"/>
+                                </m:rPr>
+                                <m:t>∼</m:t>
+                              </m:r>
+                            </m:lim>
+                          </m:limLow>
                         </m:e>
                       </m:d>
                       <m:r>
@@ -39003,16 +39398,21 @@
                       </m:r>
                     </m:sup>
                   </m:sSup>
-                  <m:acc>
-                    <m:accPr>
-                      <m:chr m:val="̃"/>
-                    </m:accPr>
+                  <m:limLow>
                     <m:e>
                       <m:r>
                         <m:t>a</m:t>
                       </m:r>
                     </m:e>
-                  </m:acc>
+                    <m:lim>
+                      <m:r>
+                        <m:rPr>
+                          <m:sty m:val="p"/>
+                        </m:rPr>
+                        <m:t>∼</m:t>
+                      </m:r>
+                    </m:lim>
+                  </m:limLow>
                 </m:e>
               </m:d>
               <m:r>
@@ -39090,16 +39490,21 @@
               </m:r>
               <m:sSup>
                 <m:e>
-                  <m:acc>
-                    <m:accPr>
-                      <m:chr m:val="̃"/>
-                    </m:accPr>
+                  <m:limLow>
                     <m:e>
                       <m:r>
                         <m:t>a</m:t>
                       </m:r>
                     </m:e>
-                  </m:acc>
+                    <m:lim>
+                      <m:r>
+                        <m:rPr>
+                          <m:sty m:val="p"/>
+                        </m:rPr>
+                        <m:t>∼</m:t>
+                      </m:r>
+                    </m:lim>
+                  </m:limLow>
                 </m:e>
                 <m:sup>
                   <m:r>
@@ -39141,16 +39546,21 @@
                       <m:grow/>
                     </m:dPr>
                     <m:e>
-                      <m:acc>
-                        <m:accPr>
-                          <m:chr m:val="̃"/>
-                        </m:accPr>
+                      <m:limLow>
                         <m:e>
                           <m:r>
                             <m:t>X</m:t>
                           </m:r>
                         </m:e>
-                      </m:acc>
+                        <m:lim>
+                          <m:r>
+                            <m:rPr>
+                              <m:sty m:val="p"/>
+                            </m:rPr>
+                            <m:t>∼</m:t>
+                          </m:r>
+                        </m:lim>
+                      </m:limLow>
                       <m:r>
                         <m:rPr>
                           <m:sty m:val="p"/>
@@ -39163,16 +39573,21 @@
                         </m:rPr>
                         <m:t>E</m:t>
                       </m:r>
-                      <m:acc>
-                        <m:accPr>
-                          <m:chr m:val="̃"/>
-                        </m:accPr>
+                      <m:limLow>
                         <m:e>
                           <m:r>
                             <m:t>X</m:t>
                           </m:r>
                         </m:e>
-                      </m:acc>
+                        <m:lim>
+                          <m:r>
+                            <m:rPr>
+                              <m:sty m:val="p"/>
+                            </m:rPr>
+                            <m:t>∼</m:t>
+                          </m:r>
+                        </m:lim>
+                      </m:limLow>
                     </m:e>
                   </m:d>
                   <m:r>
@@ -39191,16 +39606,21 @@
                           <m:grow/>
                         </m:dPr>
                         <m:e>
-                          <m:acc>
-                            <m:accPr>
-                              <m:chr m:val="̃"/>
-                            </m:accPr>
+                          <m:limLow>
                             <m:e>
                               <m:r>
                                 <m:t>X</m:t>
                               </m:r>
                             </m:e>
-                          </m:acc>
+                            <m:lim>
+                              <m:r>
+                                <m:rPr>
+                                  <m:sty m:val="p"/>
+                                </m:rPr>
+                                <m:t>∼</m:t>
+                              </m:r>
+                            </m:lim>
+                          </m:limLow>
                           <m:r>
                             <m:rPr>
                               <m:sty m:val="p"/>
@@ -39213,16 +39633,21 @@
                             </m:rPr>
                             <m:t>E</m:t>
                           </m:r>
-                          <m:acc>
-                            <m:accPr>
-                              <m:chr m:val="̃"/>
-                            </m:accPr>
+                          <m:limLow>
                             <m:e>
                               <m:r>
                                 <m:t>X</m:t>
                               </m:r>
                             </m:e>
-                          </m:acc>
+                            <m:lim>
+                              <m:r>
+                                <m:rPr>
+                                  <m:sty m:val="p"/>
+                                </m:rPr>
+                                <m:t>∼</m:t>
+                              </m:r>
+                            </m:lim>
+                          </m:limLow>
                         </m:e>
                       </m:d>
                       <m:r>
@@ -39246,16 +39671,21 @@
               <m:r>
                 <m:t> </m:t>
               </m:r>
-              <m:acc>
-                <m:accPr>
-                  <m:chr m:val="̃"/>
-                </m:accPr>
+              <m:limLow>
                 <m:e>
                   <m:r>
                     <m:t>a</m:t>
                   </m:r>
                 </m:e>
-              </m:acc>
+                <m:lim>
+                  <m:r>
+                    <m:rPr>
+                      <m:sty m:val="p"/>
+                    </m:rPr>
+                    <m:t>∼</m:t>
+                  </m:r>
+                </m:lim>
+              </m:limLow>
               <m:r>
                 <m:t>&amp;</m:t>
               </m:r>
@@ -39282,16 +39712,21 @@
               </m:r>
               <m:sSup>
                 <m:e>
-                  <m:acc>
-                    <m:accPr>
-                      <m:chr m:val="̃"/>
-                    </m:accPr>
+                  <m:limLow>
                     <m:e>
                       <m:r>
                         <m:t>a</m:t>
                       </m:r>
                     </m:e>
-                  </m:acc>
+                    <m:lim>
+                      <m:r>
+                        <m:rPr>
+                          <m:sty m:val="p"/>
+                        </m:rPr>
+                        <m:t>∼</m:t>
+                      </m:r>
+                    </m:lim>
+                  </m:limLow>
                 </m:e>
                 <m:sup>
                   <m:r>
@@ -39319,31 +39754,41 @@
                   <m:grow/>
                 </m:dPr>
                 <m:e>
-                  <m:acc>
-                    <m:accPr>
-                      <m:chr m:val="̃"/>
-                    </m:accPr>
+                  <m:limLow>
                     <m:e>
                       <m:r>
                         <m:t>X</m:t>
                       </m:r>
                     </m:e>
-                  </m:acc>
+                    <m:lim>
+                      <m:r>
+                        <m:rPr>
+                          <m:sty m:val="p"/>
+                        </m:rPr>
+                        <m:t>∼</m:t>
+                      </m:r>
+                    </m:lim>
+                  </m:limLow>
                 </m:e>
               </m:d>
               <m:r>
                 <m:t>​</m:t>
               </m:r>
-              <m:acc>
-                <m:accPr>
-                  <m:chr m:val="̃"/>
-                </m:accPr>
+              <m:limLow>
                 <m:e>
                   <m:r>
                     <m:t>a</m:t>
                   </m:r>
                 </m:e>
-              </m:acc>
+                <m:lim>
+                  <m:r>
+                    <m:rPr>
+                      <m:sty m:val="p"/>
+                    </m:rPr>
+                    <m:t>∼</m:t>
+                  </m:r>
+                </m:lim>
+              </m:limLow>
               <m:r>
                 <m:t>&amp;</m:t>
               </m:r>
@@ -39532,16 +39977,21 @@
                   <m:grow/>
                 </m:dPr>
                 <m:e>
-                  <m:acc>
-                    <m:accPr>
-                      <m:chr m:val="̃"/>
-                    </m:accPr>
+                  <m:limLow>
                     <m:e>
                       <m:r>
                         <m:t>X</m:t>
                       </m:r>
                     </m:e>
-                  </m:acc>
+                    <m:lim>
+                      <m:r>
+                        <m:rPr>
+                          <m:sty m:val="p"/>
+                        </m:rPr>
+                        <m:t>∼</m:t>
+                      </m:r>
+                    </m:lim>
+                  </m:limLow>
                 </m:e>
               </m:d>
               <m:r>
@@ -42397,16 +42847,21 @@
         <w:t xml:space="preserve"> </w:t>
       </w:r>
       <m:oMath>
-        <m:acc>
-          <m:accPr>
-            <m:chr m:val="̃"/>
-          </m:accPr>
+        <m:limLow>
           <m:e>
             <m:r>
               <m:t>X</m:t>
             </m:r>
           </m:e>
-        </m:acc>
+          <m:lim>
+            <m:r>
+              <m:rPr>
+                <m:sty m:val="p"/>
+              </m:rPr>
+              <m:t>∼</m:t>
+            </m:r>
+          </m:lim>
+        </m:limLow>
         <m:r>
           <m:rPr>
             <m:sty m:val="p"/>
@@ -42580,16 +43035,21 @@
             <m:grow/>
           </m:dPr>
           <m:e>
-            <m:acc>
-              <m:accPr>
-                <m:chr m:val="̃"/>
-              </m:accPr>
+            <m:limLow>
               <m:e>
                 <m:r>
                   <m:t>X</m:t>
                 </m:r>
               </m:e>
-            </m:acc>
+              <m:lim>
+                <m:r>
+                  <m:rPr>
+                    <m:sty m:val="p"/>
+                  </m:rPr>
+                  <m:t>∼</m:t>
+                </m:r>
+              </m:lim>
+            </m:limLow>
           </m:e>
         </m:d>
         <m:r>
@@ -42666,16 +43126,21 @@
         <w:t xml:space="preserve"> </w:t>
       </w:r>
       <m:oMath>
-        <m:acc>
-          <m:accPr>
-            <m:chr m:val="̃"/>
-          </m:accPr>
+        <m:limLow>
           <m:e>
             <m:r>
               <m:t>a</m:t>
             </m:r>
           </m:e>
-        </m:acc>
+          <m:lim>
+            <m:r>
+              <m:rPr>
+                <m:sty m:val="p"/>
+              </m:rPr>
+              <m:t>∼</m:t>
+            </m:r>
+          </m:lim>
+        </m:limLow>
       </m:oMath>
       <w:r>
         <w:t xml:space="preserve">,</w:t>
@@ -42692,16 +43157,21 @@
         <m:oMath>
           <m:sSup>
             <m:e>
-              <m:acc>
-                <m:accPr>
-                  <m:chr m:val="̃"/>
-                </m:accPr>
+              <m:limLow>
                 <m:e>
                   <m:r>
                     <m:t>a</m:t>
                   </m:r>
                 </m:e>
-              </m:acc>
+                <m:lim>
+                  <m:r>
+                    <m:rPr>
+                      <m:sty m:val="p"/>
+                    </m:rPr>
+                    <m:t>∼</m:t>
+                  </m:r>
+                </m:lim>
+              </m:limLow>
             </m:e>
             <m:sup>
               <m:r>
@@ -42729,31 +43199,41 @@
               <m:grow/>
             </m:dPr>
             <m:e>
-              <m:acc>
-                <m:accPr>
-                  <m:chr m:val="̃"/>
-                </m:accPr>
+              <m:limLow>
                 <m:e>
                   <m:r>
                     <m:t>X</m:t>
                   </m:r>
                 </m:e>
-              </m:acc>
+                <m:lim>
+                  <m:r>
+                    <m:rPr>
+                      <m:sty m:val="p"/>
+                    </m:rPr>
+                    <m:t>∼</m:t>
+                  </m:r>
+                </m:lim>
+              </m:limLow>
             </m:e>
           </m:d>
           <m:r>
             <m:t>​</m:t>
           </m:r>
-          <m:acc>
-            <m:accPr>
-              <m:chr m:val="̃"/>
-            </m:accPr>
+          <m:limLow>
             <m:e>
               <m:r>
                 <m:t>a</m:t>
               </m:r>
             </m:e>
-          </m:acc>
+            <m:lim>
+              <m:r>
+                <m:rPr>
+                  <m:sty m:val="p"/>
+                </m:rPr>
+                <m:t>∼</m:t>
+              </m:r>
+            </m:lim>
+          </m:limLow>
           <m:r>
             <m:rPr>
               <m:sty m:val="p"/>
@@ -42851,16 +43331,21 @@
             <m:grow/>
           </m:dPr>
           <m:e>
-            <m:acc>
-              <m:accPr>
-                <m:chr m:val="̃"/>
-              </m:accPr>
+            <m:limLow>
               <m:e>
                 <m:r>
                   <m:t>X</m:t>
                 </m:r>
               </m:e>
-            </m:acc>
+              <m:lim>
+                <m:r>
+                  <m:rPr>
+                    <m:sty m:val="p"/>
+                  </m:rPr>
+                  <m:t>∼</m:t>
+                </m:r>
+              </m:lim>
+            </m:limLow>
           </m:e>
         </m:d>
         <m:r>
@@ -43514,16 +43999,21 @@
             <m:grow/>
           </m:dPr>
           <m:e>
-            <m:acc>
-              <m:accPr>
-                <m:chr m:val="̃"/>
-              </m:accPr>
+            <m:limLow>
               <m:e>
                 <m:r>
                   <m:t>X</m:t>
                 </m:r>
               </m:e>
-            </m:acc>
+              <m:lim>
+                <m:r>
+                  <m:rPr>
+                    <m:sty m:val="p"/>
+                  </m:rPr>
+                  <m:t>∼</m:t>
+                </m:r>
+              </m:lim>
+            </m:limLow>
           </m:e>
         </m:d>
         <m:r>
@@ -43559,16 +44049,21 @@
         </m:r>
         <m:sSup>
           <m:e>
-            <m:acc>
-              <m:accPr>
-                <m:chr m:val="̃"/>
-              </m:accPr>
+            <m:limLow>
               <m:e>
                 <m:r>
                   <m:t>a</m:t>
                 </m:r>
               </m:e>
-            </m:acc>
+              <m:lim>
+                <m:r>
+                  <m:rPr>
+                    <m:sty m:val="p"/>
+                  </m:rPr>
+                  <m:t>∼</m:t>
+                </m:r>
+              </m:lim>
+            </m:limLow>
           </m:e>
           <m:sup>
             <m:r>
@@ -43579,16 +44074,21 @@
             </m:r>
           </m:sup>
         </m:sSup>
-        <m:acc>
-          <m:accPr>
-            <m:chr m:val="̃"/>
-          </m:accPr>
+        <m:limLow>
           <m:e>
             <m:r>
               <m:t>X</m:t>
             </m:r>
           </m:e>
-        </m:acc>
+          <m:lim>
+            <m:r>
+              <m:rPr>
+                <m:sty m:val="p"/>
+              </m:rPr>
+              <m:t>∼</m:t>
+            </m:r>
+          </m:lim>
+        </m:limLow>
       </m:oMath>
       <w:r>
         <w:t xml:space="preserve">. Then:</w:t>
@@ -43607,16 +44107,21 @@
             <m:e>
               <m:sSup>
                 <m:e>
-                  <m:acc>
-                    <m:accPr>
-                      <m:chr m:val="̃"/>
-                    </m:accPr>
+                  <m:limLow>
                     <m:e>
                       <m:r>
                         <m:t>a</m:t>
                       </m:r>
                     </m:e>
-                  </m:acc>
+                    <m:lim>
+                      <m:r>
+                        <m:rPr>
+                          <m:sty m:val="p"/>
+                        </m:rPr>
+                        <m:t>∼</m:t>
+                      </m:r>
+                    </m:lim>
+                  </m:limLow>
                 </m:e>
                 <m:sup>
                   <m:r>
@@ -43644,31 +44149,41 @@
                   <m:grow/>
                 </m:dPr>
                 <m:e>
-                  <m:acc>
-                    <m:accPr>
-                      <m:chr m:val="̃"/>
-                    </m:accPr>
+                  <m:limLow>
                     <m:e>
                       <m:r>
                         <m:t>X</m:t>
                       </m:r>
                     </m:e>
-                  </m:acc>
+                    <m:lim>
+                      <m:r>
+                        <m:rPr>
+                          <m:sty m:val="p"/>
+                        </m:rPr>
+                        <m:t>∼</m:t>
+                      </m:r>
+                    </m:lim>
+                  </m:limLow>
                 </m:e>
               </m:d>
               <m:r>
                 <m:t>​</m:t>
               </m:r>
-              <m:acc>
-                <m:accPr>
-                  <m:chr m:val="̃"/>
-                </m:accPr>
+              <m:limLow>
                 <m:e>
                   <m:r>
                     <m:t>a</m:t>
                   </m:r>
                 </m:e>
-              </m:acc>
+                <m:lim>
+                  <m:r>
+                    <m:rPr>
+                      <m:sty m:val="p"/>
+                    </m:rPr>
+                    <m:t>∼</m:t>
+                  </m:r>
+                </m:lim>
+              </m:limLow>
               <m:r>
                 <m:t>&amp;</m:t>
               </m:r>
@@ -44017,16 +44532,21 @@
         <w:t xml:space="preserve"> </w:t>
       </w:r>
       <m:oMath>
-        <m:acc>
-          <m:accPr>
-            <m:chr m:val="̃"/>
-          </m:accPr>
+        <m:limLow>
           <m:e>
             <m:r>
               <m:t>X</m:t>
             </m:r>
           </m:e>
-        </m:acc>
+          <m:lim>
+            <m:r>
+              <m:rPr>
+                <m:sty m:val="p"/>
+              </m:rPr>
+              <m:t>∼</m:t>
+            </m:r>
+          </m:lim>
+        </m:limLow>
         <m:r>
           <m:rPr>
             <m:sty m:val="p"/>
@@ -44301,16 +44821,21 @@
       <m:oMath>
         <m:sSup>
           <m:e>
-            <m:acc>
-              <m:accPr>
-                <m:chr m:val="̃"/>
-              </m:accPr>
+            <m:limLow>
               <m:e>
                 <m:r>
                   <m:t>X</m:t>
                 </m:r>
               </m:e>
-            </m:acc>
+              <m:lim>
+                <m:r>
+                  <m:rPr>
+                    <m:sty m:val="p"/>
+                  </m:rPr>
+                  <m:t>∼</m:t>
+                </m:r>
+              </m:lim>
+            </m:limLow>
           </m:e>
           <m:sup>
             <m:r>
@@ -45069,16 +45594,21 @@
       <m:oMath>
         <m:sSup>
           <m:e>
-            <m:acc>
-              <m:accPr>
-                <m:chr m:val="̃"/>
-              </m:accPr>
+            <m:limLow>
               <m:e>
                 <m:r>
                   <m:t>X</m:t>
                 </m:r>
               </m:e>
-            </m:acc>
+              <m:lim>
+                <m:r>
+                  <m:rPr>
+                    <m:sty m:val="p"/>
+                  </m:rPr>
+                  <m:t>∼</m:t>
+                </m:r>
+              </m:lim>
+            </m:limLow>
           </m:e>
           <m:sup>
             <m:r>
@@ -45694,16 +46224,21 @@
               <m:grow/>
             </m:dPr>
             <m:e>
-              <m:acc>
-                <m:accPr>
-                  <m:chr m:val="̃"/>
-                </m:accPr>
+              <m:limLow>
                 <m:e>
                   <m:r>
                     <m:t>X</m:t>
                   </m:r>
                 </m:e>
-              </m:acc>
+                <m:lim>
+                  <m:r>
+                    <m:rPr>
+                      <m:sty m:val="p"/>
+                    </m:rPr>
+                    <m:t>∼</m:t>
+                  </m:r>
+                </m:lim>
+              </m:limLow>
             </m:e>
           </m:d>
           <m:r>
@@ -45809,16 +46344,21 @@
             <m:e>
               <m:sSup>
                 <m:e>
-                  <m:acc>
-                    <m:accPr>
-                      <m:chr m:val="̃"/>
-                    </m:accPr>
+                  <m:limLow>
                     <m:e>
                       <m:r>
                         <m:t>X</m:t>
                       </m:r>
                     </m:e>
-                  </m:acc>
+                    <m:lim>
+                      <m:r>
+                        <m:rPr>
+                          <m:sty m:val="p"/>
+                        </m:rPr>
+                        <m:t>∼</m:t>
+                      </m:r>
+                    </m:lim>
+                  </m:limLow>
                 </m:e>
                 <m:sup>
                   <m:r>
@@ -45931,16 +46471,21 @@
         <w:t xml:space="preserve"> </w:t>
       </w:r>
       <m:oMath>
-        <m:acc>
-          <m:accPr>
-            <m:chr m:val="̃"/>
-          </m:accPr>
+        <m:limLow>
           <m:e>
             <m:r>
               <m:t>a</m:t>
             </m:r>
           </m:e>
-        </m:acc>
+          <m:lim>
+            <m:r>
+              <m:rPr>
+                <m:sty m:val="p"/>
+              </m:rPr>
+              <m:t>∼</m:t>
+            </m:r>
+          </m:lim>
+        </m:limLow>
         <m:r>
           <m:rPr>
             <m:sty m:val="p"/>
@@ -45994,16 +46539,21 @@
         <w:t xml:space="preserve"> </w:t>
       </w:r>
       <m:oMath>
-        <m:acc>
-          <m:accPr>
-            <m:chr m:val="̃"/>
-          </m:accPr>
+        <m:limLow>
           <m:e>
             <m:r>
               <m:t>a</m:t>
             </m:r>
           </m:e>
-        </m:acc>
+          <m:lim>
+            <m:r>
+              <m:rPr>
+                <m:sty m:val="p"/>
+              </m:rPr>
+              <m:t>∼</m:t>
+            </m:r>
+          </m:lim>
+        </m:limLow>
         <m:r>
           <m:rPr>
             <m:sty m:val="p"/>
@@ -47049,16 +47599,21 @@
         <w:t xml:space="preserve"> </w:t>
       </w:r>
       <m:oMath>
-        <m:acc>
-          <m:accPr>
-            <m:chr m:val="̃"/>
-          </m:accPr>
+        <m:limLow>
           <m:e>
             <m:r>
               <m:t>X</m:t>
             </m:r>
           </m:e>
-        </m:acc>
+          <m:lim>
+            <m:r>
+              <m:rPr>
+                <m:sty m:val="p"/>
+              </m:rPr>
+              <m:t>∼</m:t>
+            </m:r>
+          </m:lim>
+        </m:limLow>
         <m:r>
           <m:rPr>
             <m:sty m:val="p"/>
@@ -47245,16 +47800,21 @@
               <m:grow/>
             </m:dPr>
             <m:e>
-              <m:acc>
-                <m:accPr>
-                  <m:chr m:val="̃"/>
-                </m:accPr>
+              <m:limLow>
                 <m:e>
                   <m:r>
                     <m:t>X</m:t>
                   </m:r>
                 </m:e>
-              </m:acc>
+                <m:lim>
+                  <m:r>
+                    <m:rPr>
+                      <m:sty m:val="p"/>
+                    </m:rPr>
+                    <m:t>∼</m:t>
+                  </m:r>
+                </m:lim>
+              </m:limLow>
             </m:e>
           </m:d>
           <m:r>
@@ -47352,16 +47912,21 @@
         <w:t xml:space="preserve"> </w:t>
       </w:r>
       <m:oMath>
-        <m:acc>
-          <m:accPr>
-            <m:chr m:val="̃"/>
-          </m:accPr>
+        <m:limLow>
           <m:e>
             <m:r>
               <m:t>a</m:t>
             </m:r>
           </m:e>
-        </m:acc>
+          <m:lim>
+            <m:r>
+              <m:rPr>
+                <m:sty m:val="p"/>
+              </m:rPr>
+              <m:t>∼</m:t>
+            </m:r>
+          </m:lim>
+        </m:limLow>
         <m:r>
           <m:rPr>
             <m:sty m:val="p"/>
@@ -47428,16 +47993,21 @@
             <m:e>
               <m:sSup>
                 <m:e>
-                  <m:acc>
-                    <m:accPr>
-                      <m:chr m:val="̃"/>
-                    </m:accPr>
+                  <m:limLow>
                     <m:e>
                       <m:r>
                         <m:t>a</m:t>
                       </m:r>
                     </m:e>
-                  </m:acc>
+                    <m:lim>
+                      <m:r>
+                        <m:rPr>
+                          <m:sty m:val="p"/>
+                        </m:rPr>
+                        <m:t>∼</m:t>
+                      </m:r>
+                    </m:lim>
+                  </m:limLow>
                 </m:e>
                 <m:sup>
                   <m:r>
@@ -47465,31 +48035,41 @@
                   <m:grow/>
                 </m:dPr>
                 <m:e>
-                  <m:acc>
-                    <m:accPr>
-                      <m:chr m:val="̃"/>
-                    </m:accPr>
+                  <m:limLow>
                     <m:e>
                       <m:r>
                         <m:t>X</m:t>
                       </m:r>
                     </m:e>
-                  </m:acc>
+                    <m:lim>
+                      <m:r>
+                        <m:rPr>
+                          <m:sty m:val="p"/>
+                        </m:rPr>
+                        <m:t>∼</m:t>
+                      </m:r>
+                    </m:lim>
+                  </m:limLow>
                 </m:e>
               </m:d>
               <m:r>
                 <m:t>​</m:t>
               </m:r>
-              <m:acc>
-                <m:accPr>
-                  <m:chr m:val="̃"/>
-                </m:accPr>
+              <m:limLow>
                 <m:e>
                   <m:r>
                     <m:t>a</m:t>
                   </m:r>
                 </m:e>
-              </m:acc>
+                <m:lim>
+                  <m:r>
+                    <m:rPr>
+                      <m:sty m:val="p"/>
+                    </m:rPr>
+                    <m:t>∼</m:t>
+                  </m:r>
+                </m:lim>
+              </m:limLow>
               <m:r>
                 <m:t>&amp;</m:t>
               </m:r>
@@ -47640,16 +48220,21 @@
             <m:grow/>
           </m:dPr>
           <m:e>
-            <m:acc>
-              <m:accPr>
-                <m:chr m:val="̃"/>
-              </m:accPr>
+            <m:limLow>
               <m:e>
                 <m:r>
                   <m:t>X</m:t>
                 </m:r>
               </m:e>
-            </m:acc>
+              <m:lim>
+                <m:r>
+                  <m:rPr>
+                    <m:sty m:val="p"/>
+                  </m:rPr>
+                  <m:t>∼</m:t>
+                </m:r>
+              </m:lim>
+            </m:limLow>
           </m:e>
         </m:d>
         <m:r>
@@ -47732,16 +48317,21 @@
         <w:t xml:space="preserve"> </w:t>
       </w:r>
       <m:oMath>
-        <m:acc>
-          <m:accPr>
-            <m:chr m:val="̃"/>
-          </m:accPr>
+        <m:limLow>
           <m:e>
             <m:r>
               <m:t>X</m:t>
             </m:r>
           </m:e>
-        </m:acc>
+          <m:lim>
+            <m:r>
+              <m:rPr>
+                <m:sty m:val="p"/>
+              </m:rPr>
+              <m:t>∼</m:t>
+            </m:r>
+          </m:lim>
+        </m:limLow>
       </m:oMath>
       <w:r>
         <w:t xml:space="preserve"> </w:t>
@@ -47787,16 +48377,21 @@
         <w:t xml:space="preserve"> </w:t>
       </w:r>
       <m:oMath>
-        <m:acc>
-          <m:accPr>
-            <m:chr m:val="̃"/>
-          </m:accPr>
+        <m:limLow>
           <m:e>
             <m:r>
               <m:t>X</m:t>
             </m:r>
           </m:e>
-        </m:acc>
+          <m:lim>
+            <m:r>
+              <m:rPr>
+                <m:sty m:val="p"/>
+              </m:rPr>
+              <m:t>∼</m:t>
+            </m:r>
+          </m:lim>
+        </m:limLow>
         <m:r>
           <m:rPr>
             <m:sty m:val="p"/>
@@ -48079,16 +48674,21 @@
             <m:grow/>
           </m:dPr>
           <m:e>
-            <m:acc>
-              <m:accPr>
-                <m:chr m:val="̃"/>
-              </m:accPr>
+            <m:limLow>
               <m:e>
                 <m:r>
                   <m:t>X</m:t>
                 </m:r>
               </m:e>
-            </m:acc>
+              <m:lim>
+                <m:r>
+                  <m:rPr>
+                    <m:sty m:val="p"/>
+                  </m:rPr>
+                  <m:t>∼</m:t>
+                </m:r>
+              </m:lim>
+            </m:limLow>
           </m:e>
         </m:d>
         <m:r>
@@ -48301,16 +48901,21 @@
             <m:grow/>
           </m:dPr>
           <m:e>
-            <m:acc>
-              <m:accPr>
-                <m:chr m:val="̃"/>
-              </m:accPr>
+            <m:limLow>
               <m:e>
                 <m:r>
                   <m:t>X</m:t>
                 </m:r>
               </m:e>
-            </m:acc>
+              <m:lim>
+                <m:r>
+                  <m:rPr>
+                    <m:sty m:val="p"/>
+                  </m:rPr>
+                  <m:t>∼</m:t>
+                </m:r>
+              </m:lim>
+            </m:limLow>
           </m:e>
         </m:d>
         <m:r>

--- a/pr-preview/pr-185/variance-covariance-tracked-changes.docx
+++ b/pr-preview/pr-185/variance-covariance-tracked-changes.docx
@@ -26,7 +26,7 @@
       </w:pPr>
       <w:ins w:id="2" w:author="PR Preview" w:date="2026-01-01T00:00:00Z">
         <w:r>
-          <w:t xml:space="preserve">Last modified: 2026-10-16 02:24:44 (PDT)</w:t>
+          <w:t xml:space="preserve">Last modified: 2026-10-16 02:44:56 (PDT)</w:t>
         </w:r>
       </w:ins>
     </w:p>

--- a/pr-preview/pr-185/variance-covariance-tracked-changes.docx
+++ b/pr-preview/pr-185/variance-covariance-tracked-changes.docx
@@ -16,7 +16,7 @@
       </w:pPr>
       <w:del w:id="1" w:author="PR Preview" w:date="2026-01-01T00:00:00Z">
         <w:r>
-          <w:delText xml:space="preserve">Last modified: 2026-10-16 02:15:38 (PDT)</w:delText>
+          <w:delText xml:space="preserve">Last modified: 2026-10-16 02:55:55 (PDT)</w:delText>
         </w:r>
       </w:del>
     </w:p>
@@ -26,7 +26,7 @@
       </w:pPr>
       <w:ins w:id="2" w:author="PR Preview" w:date="2026-01-01T00:00:00Z">
         <w:r>
-          <w:t xml:space="preserve">Last modified: 2026-10-16 02:44:56 (PDT)</w:t>
+          <w:t xml:space="preserve">Last modified: 2026-10-16 02:58:15 (PDT)</w:t>
         </w:r>
       </w:ins>
     </w:p>
